--- a/klagomål/A 36333-2025 FSC-klagomål.docx
+++ b/klagomål/A 36333-2025 FSC-klagomål.docx
@@ -191,7 +191,7 @@
     </w:p>
     <w:p>
       <w:r>
-        <w:t>I avverkningsanmälan har följande 19 naturvårdsarter hittats: knärot (VU, §8), doftskinn (NT), garnlav (NT), granticka (NT), lunglav (NT), spillkråka (NT, §4), talltita (NT, §4), tretåig hackspett (NT, §4), ullticka (NT), vedskivlav (NT), bårdlav (S), dropptaggsvamp (S), luddlav (S), norrlandslav (S), stuplav (S), vedticka (S), kungsfågel (§4), tjäder (§4) och revlummer (§9). Av dessa är 10 rödlistade. För rödlistade arter har rödlistekategorin angivits inom parentes. Arter som är signalarter enligt Skogsstyrelsen har markerats med (S). För fridlysta arter anges även paragrafen i Artskyddsförordningen som arten är fridlyst enligt.</w:t>
+        <w:t>I avverkningsanmälan har följande 20 naturvårdsarter hittats: knärot (VU, §8), doftskinn (NT), garnlav (NT), granticka (NT), harticka (NT), lunglav (NT), spillkråka (NT, §4), talltita (NT, §4), tretåig hackspett (NT, §4), ullticka (NT), vedskivlav (NT), bårdlav (S), dropptaggsvamp (S), luddlav (S), norrlandslav (S), stuplav (S), vedticka (S), kungsfågel (§4), tjäder (§4) och revlummer (§9). Av dessa är 11 rödlistade. För rödlistade arter har rödlistekategorin angivits inom parentes. Arter som är signalarter enligt Skogsstyrelsen har markerats med (S). För fridlysta arter anges även paragrafen i Artskyddsförordningen som arten är fridlyst enligt.</w:t>
       </w:r>
     </w:p>
     <w:p>
@@ -284,6 +284,17 @@
         <w:rPr>
           <w:b/>
         </w:rPr>
+        <w:t>Harticka (NT)</w:t>
+      </w:r>
+      <w:r>
+        <w:t xml:space="preserve"> är normalt en mycket bra signalart för granskogar med höga naturvärden. Även när svampen påträffas i mer påverkade skogar är det nästan alltid fråga om skogsmiljöer i sena successionsstadier med höga naturvärden. Skogsskötselåtgärder på eller i omedelbar närhet av växtplatserna kan innebära ett hot mot arten (SLU Artdatabanken, 2024; Nitare &amp; Skogsstyrelsen, 2019).</w:t>
+      </w:r>
+    </w:p>
+    <w:p>
+      <w:r>
+        <w:rPr>
+          <w:b/>
+        </w:rPr>
         <w:t>Lunglav (NT)</w:t>
       </w:r>
       <w:r>
@@ -408,7 +419,7 @@
     </w:p>
     <w:p>
       <w:r>
-        <w:t>I det avverkningsanmälda området finns 5 fyndplatser för knärot registrerade på Artportalen. Figur 2 visar gränserna för buffertzoner på 50 m, som behöver lämnas kring fyndplatserna för att knärotslokalerna inte ska försvinna vid en avverkning. Av det avverkningsanmälda området överlappar 3.27 ha med buffertzonerna och får av detta skäl inte avverkas.</w:t>
+        <w:t>I det avverkningsanmälda området finns 6 fyndplatser för knärot registrerade på Artportalen. Figur 2 visar gränserna för buffertzoner på 50 m, som behöver lämnas kring fyndplatserna för att knärotslokalerna inte ska försvinna vid en avverkning. Av det avverkningsanmälda området överlappar 3.97 ha med buffertzonerna och får av detta skäl inte avverkas.</w:t>
       </w:r>
     </w:p>
     <w:p>
@@ -607,7 +618,7 @@
         <w:rPr>
           <w:i/>
         </w:rPr>
-        <w:t>I det avverkningsanmälda skogsområdet har 19 naturvårdsarter varav 10 rödlistade arter sina livsmiljöer och växtplatser.</w:t>
+        <w:t>I det avverkningsanmälda skogsområdet har 20 naturvårdsarter varav 11 rödlistade arter sina livsmiljöer och växtplatser.</w:t>
       </w:r>
     </w:p>
     <w:p>
@@ -1606,7 +1617,7 @@
     <w:r>
       <w:tab/>
       <w:tab/>
-      <w:t>2025-08-06</w:t>
+      <w:t>2025-08-09</w:t>
       <w:br/>
       <w:br/>
     </w:r>

--- a/klagomål/A 36333-2025 FSC-klagomål.docx
+++ b/klagomål/A 36333-2025 FSC-klagomål.docx
@@ -168,7 +168,7 @@
     </w:p>
     <w:p>
       <w:r>
-        <w:t>Detta dokument behandlar höga naturvärden i avverkningsanmälan A 36333-2025 i Vännäs kommun. Denna avverkningsanmälan inkom 2025-07-30 och omfattar 34,9 ha.</w:t>
+        <w:t>Detta dokument behandlar höga naturvärden i avverkningsanmälan A 36333-2025 i Vännäs kommun. Denna avverkningsanmälan inkom 2025-07-30 10:19:37 och omfattar 34,9 ha.</w:t>
       </w:r>
     </w:p>
     <w:p>

--- a/klagomål/A 36333-2025 FSC-klagomål.docx
+++ b/klagomål/A 36333-2025 FSC-klagomål.docx
@@ -191,7 +191,7 @@
     </w:p>
     <w:p>
       <w:r>
-        <w:t>I avverkningsanmälan har följande 20 naturvårdsarter hittats: knärot (VU, §8), doftskinn (NT), garnlav (NT), granticka (NT), harticka (NT), lunglav (NT), spillkråka (NT, §4), talltita (NT, §4), tretåig hackspett (NT, §4), ullticka (NT), vedskivlav (NT), bårdlav (S), dropptaggsvamp (S), luddlav (S), norrlandslav (S), stuplav (S), vedticka (S), kungsfågel (§4), tjäder (§4) och revlummer (§9). Av dessa är 11 rödlistade. För rödlistade arter har rödlistekategorin angivits inom parentes. Arter som är signalarter enligt Skogsstyrelsen har markerats med (S). För fridlysta arter anges även paragrafen i Artskyddsförordningen som arten är fridlyst enligt.</w:t>
+        <w:t>I avverkningsanmälan har följande 24 naturvårdsarter hittats: knärot (VU, §8), ulltickeporing (VU), brunpudrad nållav (NT), doftskinn (NT), gammelgransskål (NT), garnlav (NT), granticka (NT), harticka (NT), lunglav (NT), spillkråka (NT, §4), stjärntagging (NT), talltita (NT, §4), tretåig hackspett (NT, §4), ullticka (NT), vedskivlav (NT), bårdlav (S), dropptaggsvamp (S), luddlav (S), norrlandslav (S), stuplav (S), vedticka (S), kungsfågel (§4), tjäder (§4) och revlummer (§9). Av dessa är 15 rödlistade. För rödlistade arter har rödlistekategorin angivits inom parentes. Arter som är signalarter enligt Skogsstyrelsen har markerats med (S). För fridlysta arter anges även paragrafen i Artskyddsförordningen som arten är fridlyst enligt.</w:t>
       </w:r>
     </w:p>
     <w:p>
@@ -251,10 +251,32 @@
         <w:rPr>
           <w:b/>
         </w:rPr>
+        <w:t>Brunpudrad nållav (NT)</w:t>
+      </w:r>
+      <w:r>
+        <w:t xml:space="preserve"> är beroende av hög, jämn luftfuktighet och kan påträffas i fuktiga skogar av naturskogskaraktär, ofta i sumpgranskog eller andra sumpskogar. Arten är placerad högst upp i Skogsstyrelsens värdepyramid för bedömning av skog med höga naturvärden och förekomster bör undantas från skogsbruksåtgärder (SLU Artdatabanken, 2024; Nitare &amp; Skogsstyrelsen, 2019).</w:t>
+      </w:r>
+    </w:p>
+    <w:p>
+      <w:r>
+        <w:rPr>
+          <w:b/>
+        </w:rPr>
         <w:t>Doftskinn (NT)</w:t>
       </w:r>
       <w:r>
         <w:t>, rödlistad som nära hotad, är en mycket bra signalart för boreal granskog och indikerar ett gran-skogsekosystem med lång kontinuitet av grova lågor. Arten är placerad i toppen av Skogsstyrelsens värdepyramid för bedömning av skog med höga naturvärden och har klassats som en “urskogsindikator”, då den förekommer med ett tydligt optimum i helt eller nästan helt orörda skogar (Nitare &amp; Skogsstyrelsen, 2019).</w:t>
+      </w:r>
+    </w:p>
+    <w:p>
+      <w:r>
+        <w:rPr>
+          <w:b/>
+        </w:rPr>
+        <w:t>Gammelgransskål (NT)</w:t>
+      </w:r>
+      <w:r>
+        <w:t xml:space="preserve"> är en liten skålsvamp som växer på gamla granar med skrovlig bark. Typiska växtplatser är gransumpskog i myrkanter, bäckdråg, bäckraviner och skuggiga bergssluttningar, men också skog på torrare mark kan hysa arten om beståndet har stark naturskogskaraktär. Bestånd med arten bör behandlas som nyckelbiotoper och sparas vid en slutavverkning. Även gallring bör undvikas (SLU Artdatabanken, 2024; Nitare &amp; Skogsstyrelsen, 2019).</w:t>
       </w:r>
     </w:p>
     <w:p>
@@ -324,6 +346,17 @@
         <w:rPr>
           <w:b/>
         </w:rPr>
+        <w:t>Stjärntagging (NT)</w:t>
+      </w:r>
+      <w:r>
+        <w:t xml:space="preserve"> signalerar inom hela sitt utbredningsområde höga naturvärden. Svampen är uttorkningskänslig och beroende av ett oförändrat fuktigt mikroklimat. Den är även beroende av en ständig tillgång på död ved i olika nedbrytningsstadier, dock ej nödvändigtvis grova träd. Tidigare påverkan på miljön måste dock ha varit så skonsam att det naturliga skogsekosystemet till stora delar har bevarats. Minskningstakten för den svenska populationen bedöms vara nära gränsvärdet för Sårbar (VU) (SLU Artdatabanken, 2024; Nitare &amp; Skogsstyrelsen, 2019).</w:t>
+      </w:r>
+    </w:p>
+    <w:p>
+      <w:r>
+        <w:rPr>
+          <w:b/>
+        </w:rPr>
         <w:t>Stuplav</w:t>
       </w:r>
       <w:r>
@@ -366,6 +399,30 @@
       </w:r>
       <w:r>
         <w:t>. De två sistnämnda arterna står för närvarande (2020) som ej bedömda i rödlistan (SLU Artdatabanken, 2024; Nitare &amp; Skogsstyrelsen, 2019; Miettinen &amp; Niemelä, 2018).</w:t>
+      </w:r>
+    </w:p>
+    <w:p>
+      <w:r>
+        <w:rPr>
+          <w:b/>
+        </w:rPr>
+        <w:t xml:space="preserve">Ulltickeporing </w:t>
+      </w:r>
+      <w:r>
+        <w:rPr>
+          <w:b/>
+          <w:i/>
+        </w:rPr>
+        <w:t>Skeletocutis brevispora</w:t>
+      </w:r>
+      <w:r>
+        <w:rPr>
+          <w:b/>
+        </w:rPr>
+        <w:t xml:space="preserve"> (VU)</w:t>
+      </w:r>
+      <w:r>
+        <w:t>, rödlistad som sårbar, växer på ullticka (NT) i naturskogsartade granskogar. Avverkning av naturskogslika miljöer och av grova granar där ulltickeporing förekommer är ett direkt hot mot artens fortlevnad. Alla skogliga åtgärder som innebär att lågor och döda eller skadade träd tas bort missgynnar arten. På sikt är minskad tillgång till lämpligt substrat och krympande areal av naturskog ett hot, framförallt råder brist på grov ved som lågor i sena nedbrytningsstadier. Ytterligare fragmentering av skogslandskapet minskar artens möjligheter till spridning. Gamla granskogar som hyser arten undantas helt från skogsbruk (SLU Artdatabanken, 2024).</w:t>
       </w:r>
     </w:p>
     <w:p>
@@ -597,10 +654,18 @@
         <w:rPr>
           <w:b/>
         </w:rPr>
-        <w:t xml:space="preserve">6.4.3 </w:t>
-      </w:r>
-      <w:r>
-        <w:t>Bevarandeåtgärder genomförs för de kända förekomster av rödlistade arter som påverkas av skogsbruk.</w:t>
+        <w:t xml:space="preserve">6.4.1 </w:t>
+      </w:r>
+      <w:r>
+        <w:t>Följande biotoper undantas från alla skogsbruksåtgärder, förutom åtgärder påkallade för att bevara eller främja biotopens naturliga eller hävdbetingade biologiska mångfald:</w:t>
+      </w:r>
+    </w:p>
+    <w:p>
+      <w:pPr>
+        <w:ind w:left="357"/>
+      </w:pPr>
+      <w:r>
+        <w:t>b) nyckelbiotoper enligt Skogsstyrelsens definition och metod (1995)</w:t>
       </w:r>
     </w:p>
     <w:p>
@@ -618,15 +683,7 @@
         <w:rPr>
           <w:i/>
         </w:rPr>
-        <w:t>I det avverkningsanmälda skogsområdet har 20 naturvårdsarter varav 11 rödlistade arter sina livsmiljöer och växtplatser.</w:t>
-      </w:r>
-    </w:p>
-    <w:p>
-      <w:pPr>
-        <w:pStyle w:val="Heading2"/>
-      </w:pPr>
-      <w:r>
-        <w:t>Ur Chain of Custody Certification (FSC-STD-40-004 ver 3.0)</w:t>
+        <w:t>I det avverkningsanmälda skogsområdet har 21 rödlistade arter och signalarter påträffats. Detta ska jämföras med Skogsstyrelsens uppföljning 2017 av nyckelbiotoper som visade att man i genomsnitt hittar 20,6 olika rödlistade arter och signalarter i en nyckelbiotop (Wijk, S. 2017. Biologisk mångfald i nyckelbiotoper – Resultat från inventeringen “Uppföljning biologisk mångfald” 2009–2015. Rapport 4/2017 Skogsstyrelsen, Jönköping).</w:t>
       </w:r>
     </w:p>
     <w:p>
@@ -634,63 +691,10 @@
         <w:rPr>
           <w:b/>
         </w:rPr>
-        <w:t xml:space="preserve">1.3 </w:t>
-      </w:r>
-      <w:r>
-        <w:t xml:space="preserve">The organization shall commit to the FSC values as defined in FSC-POL-01-004 Policy for the Association of Organizations with FSC. </w:t>
-      </w:r>
-    </w:p>
-    <w:p>
-      <w:pPr>
-        <w:pStyle w:val="Heading2"/>
-      </w:pPr>
-      <w:r>
-        <w:t>Ur FSC:s policy för associerade organisationer (FSC-POL-01-004)</w:t>
-      </w:r>
-    </w:p>
-    <w:p>
-      <w:r>
-        <w:t xml:space="preserve">Som “Chain of Custody”-certifierad organisation är skogsbolaget bunden av de fastställda reglerna i Del 1 Punkt 1 c) i Policy för organisationer associerade med FSC (FSC-POL-01-004 V2-0 EN + SVE version 2012-03-02): </w:t>
-      </w:r>
-    </w:p>
-    <w:p>
-      <w:pPr>
-        <w:pStyle w:val="ListNumber"/>
-      </w:pPr>
-      <w:r>
-        <w:t>De organisationer FSC kan acceptera association med får inte direkt eller indirekt ha några kopplingar till nedanstående, oacceptabla aktiviteter:</w:t>
-      </w:r>
-    </w:p>
-    <w:p>
-      <w:pPr>
-        <w:ind w:left="357"/>
-      </w:pPr>
-      <w:r>
-        <w:t>a) Olaglig skogsavverkning och handel med olagligt avverkat virke eller skogsprodukter</w:t>
-      </w:r>
-    </w:p>
-    <w:p>
-      <w:pPr>
-        <w:ind w:left="357"/>
-      </w:pPr>
-      <w:r>
-        <w:t>...</w:t>
-      </w:r>
-    </w:p>
-    <w:p>
-      <w:pPr>
-        <w:ind w:left="357"/>
-      </w:pPr>
-      <w:r>
-        <w:t>c) Skogsbruk som förstör höga naturvärden</w:t>
-      </w:r>
-    </w:p>
-    <w:p>
-      <w:pPr>
-        <w:ind w:left="357"/>
-      </w:pPr>
-      <w:r>
-        <w:t>d) Betydande omvandling av skog till plantager eller annan, icke skoglig, markanvändning</w:t>
+        <w:t xml:space="preserve">6.4.3 </w:t>
+      </w:r>
+      <w:r>
+        <w:t>Bevarandeåtgärder genomförs för de kända förekomster av rödlistade arter som påverkas av skogsbruk.</w:t>
       </w:r>
     </w:p>
     <w:p>
@@ -708,7 +712,7 @@
         <w:rPr>
           <w:i/>
         </w:rPr>
-        <w:t>Avverkning av skog med höga naturvärden samt skada på fridlysta arter strider både mot FSC Controlled Wood-standarden och FSC:s policy for associerade organisationer.</w:t>
+        <w:t>I det avverkningsanmälda skogsområdet har 24 naturvårdsarter varav 15 rödlistade arter sina livsmiljöer och växtplatser.</w:t>
       </w:r>
     </w:p>
     <w:p>
@@ -716,12 +720,31 @@
         <w:pStyle w:val="Heading2"/>
       </w:pPr>
       <w:r>
-        <w:t>Ur FSC Controlled Wood (FSC-STD-40-005)</w:t>
-      </w:r>
-    </w:p>
-    <w:p>
-      <w:r>
-        <w:t>Virke som inte accepteras i FSC-märkta produkter (oacceptabelt ursprung) enligt FSC Controlled Wood (FSC-STD-40-005):</w:t>
+        <w:t>Ur Chain of Custody Certification (FSC-STD-40-004 ver 3.0)</w:t>
+      </w:r>
+    </w:p>
+    <w:p>
+      <w:r>
+        <w:rPr>
+          <w:b/>
+        </w:rPr>
+        <w:t xml:space="preserve">1.3 </w:t>
+      </w:r>
+      <w:r>
+        <w:t xml:space="preserve">The organization shall commit to the FSC values as defined in FSC-POL-01-004 Policy for the Association of Organizations with FSC. </w:t>
+      </w:r>
+    </w:p>
+    <w:p>
+      <w:pPr>
+        <w:pStyle w:val="Heading2"/>
+      </w:pPr>
+      <w:r>
+        <w:t>Ur FSC:s policy för associerade organisationer (FSC-POL-01-004)</w:t>
+      </w:r>
+    </w:p>
+    <w:p>
+      <w:r>
+        <w:t xml:space="preserve">Som “Chain of Custody”-certifierad organisation är skogsbolaget bunden av de fastställda reglerna i Del 1 Punkt 1 c) i Policy för organisationer associerade med FSC (FSC-POL-01-004 V2-0 EN + SVE version 2012-03-02): </w:t>
       </w:r>
     </w:p>
     <w:p>
@@ -729,31 +752,39 @@
         <w:pStyle w:val="ListNumber"/>
       </w:pPr>
       <w:r>
-        <w:t>Illegalt avverkat virke.</w:t>
+        <w:t>De organisationer FSC kan acceptera association med får inte direkt eller indirekt ha några kopplingar till nedanstående, oacceptabla aktiviteter:</w:t>
       </w:r>
     </w:p>
     <w:p>
       <w:pPr>
-        <w:pStyle w:val="ListNumber"/>
+        <w:ind w:left="357"/>
       </w:pPr>
       <w:r>
+        <w:t>a) Olaglig skogsavverkning och handel med olagligt avverkat virke eller skogsprodukter</w:t>
+      </w:r>
+    </w:p>
+    <w:p>
+      <w:pPr>
+        <w:ind w:left="357"/>
+      </w:pPr>
+      <w:r>
         <w:t>...</w:t>
       </w:r>
     </w:p>
     <w:p>
       <w:pPr>
-        <w:pStyle w:val="ListNumber"/>
+        <w:ind w:left="357"/>
       </w:pPr>
       <w:r>
-        <w:t>Virke från avverkningar som hotar höga naturvärden.</w:t>
+        <w:t>c) Skogsbruk som förstör höga naturvärden</w:t>
       </w:r>
     </w:p>
     <w:p>
       <w:pPr>
-        <w:pStyle w:val="ListNumber"/>
+        <w:ind w:left="357"/>
       </w:pPr>
       <w:r>
-        <w:t>Virke från skog som konverteras till plantager eller icke-skogligt bruk.</w:t>
+        <w:t>d) Betydande omvandling av skog till plantager eller annan, icke skoglig, markanvändning</w:t>
       </w:r>
     </w:p>
     <w:p>
@@ -776,15 +807,47 @@
     </w:p>
     <w:p>
       <w:pPr>
-        <w:pStyle w:val="Heading1"/>
+        <w:pStyle w:val="Heading2"/>
       </w:pPr>
       <w:r>
-        <w:t>Ur PEFC-standarden gällande lagefterlevnad</w:t>
-      </w:r>
-    </w:p>
-    <w:p>
-      <w:r>
-        <w:t>PEFC-standarden förutsätter att tillämplig svensk lagstiftning följs. Det är utsedd tillsynsmyndighet som ansvarar för tillsyn av lagens efterlevnad. PEFC-standarden återger innehållet i vissa certifieringskritiska lag- och föreskriftskrav vilka ska ingå i granskning av PEFC-systemets efterlevnad.</w:t>
+        <w:t>Ur FSC Controlled Wood (FSC-STD-40-005)</w:t>
+      </w:r>
+    </w:p>
+    <w:p>
+      <w:r>
+        <w:t>Virke som inte accepteras i FSC-märkta produkter (oacceptabelt ursprung) enligt FSC Controlled Wood (FSC-STD-40-005):</w:t>
+      </w:r>
+    </w:p>
+    <w:p>
+      <w:pPr>
+        <w:pStyle w:val="ListNumber"/>
+      </w:pPr>
+      <w:r>
+        <w:t>Illegalt avverkat virke.</w:t>
+      </w:r>
+    </w:p>
+    <w:p>
+      <w:pPr>
+        <w:pStyle w:val="ListNumber"/>
+      </w:pPr>
+      <w:r>
+        <w:t>...</w:t>
+      </w:r>
+    </w:p>
+    <w:p>
+      <w:pPr>
+        <w:pStyle w:val="ListNumber"/>
+      </w:pPr>
+      <w:r>
+        <w:t>Virke från avverkningar som hotar höga naturvärden.</w:t>
+      </w:r>
+    </w:p>
+    <w:p>
+      <w:pPr>
+        <w:pStyle w:val="ListNumber"/>
+      </w:pPr>
+      <w:r>
+        <w:t>Virke från skog som konverteras till plantager eller icke-skogligt bruk.</w:t>
       </w:r>
     </w:p>
     <w:p>
@@ -802,6 +865,37 @@
         <w:rPr>
           <w:i/>
         </w:rPr>
+        <w:t>Avverkning av skog med höga naturvärden samt skada på fridlysta arter strider både mot FSC Controlled Wood-standarden och FSC:s policy for associerade organisationer.</w:t>
+      </w:r>
+    </w:p>
+    <w:p>
+      <w:pPr>
+        <w:pStyle w:val="Heading1"/>
+      </w:pPr>
+      <w:r>
+        <w:t>Ur PEFC-standarden gällande lagefterlevnad</w:t>
+      </w:r>
+    </w:p>
+    <w:p>
+      <w:r>
+        <w:t>PEFC-standarden förutsätter att tillämplig svensk lagstiftning följs. Det är utsedd tillsynsmyndighet som ansvarar för tillsyn av lagens efterlevnad. PEFC-standarden återger innehållet i vissa certifieringskritiska lag- och föreskriftskrav vilka ska ingå i granskning av PEFC-systemets efterlevnad.</w:t>
+      </w:r>
+    </w:p>
+    <w:p>
+      <w:pPr>
+        <w:pStyle w:val="ListBullet"/>
+      </w:pPr>
+      <w:r>
+        <w:rPr>
+          <w:b/>
+          <w:i/>
+        </w:rPr>
+        <w:t xml:space="preserve">Kommentar: </w:t>
+      </w:r>
+      <w:r>
+        <w:rPr>
+          <w:i/>
+        </w:rPr>
         <w:t>I den avverkningsanmälda skogen har fridlysta arter sina livsmiljöer och växtplatser. Att skada de fridlysta arternas livsmiljöer, växtplatser eller ekologiska funktion är inte tillåtet enligt artskyddsförordningen</w:t>
       </w:r>
     </w:p>
@@ -1487,6 +1581,87 @@
       </w:r>
       <w:r>
         <w:t>Acta Ornithologica 40(1): 53–60.</w:t>
+      </w:r>
+    </w:p>
+    <w:p>
+      <w:pPr>
+        <w:pStyle w:val="Heading1"/>
+      </w:pPr>
+      <w:r>
+        <w:t>Ulltickeporing – ekologi samt krav på livsmiljön</w:t>
+      </w:r>
+    </w:p>
+    <w:p>
+      <w:r>
+        <w:t xml:space="preserve">Ulltickeporing </w:t>
+      </w:r>
+      <w:r>
+        <w:rPr>
+          <w:i/>
+        </w:rPr>
+        <w:t>Skeletocutis brevispora</w:t>
+      </w:r>
+      <w:r>
+        <w:t xml:space="preserve"> (VU), rödlistad som sårbar, växer på ullticka (NT) i naturskogsartade granskogar. Avverkning av naturskogslika miljöer och av grova granar där ulltickeporing förekommer är ett direkt hot mot artens fortlevnad Alla skogliga åtgärder som innebär att lågor och döda eller skadade träd tas bort missgynnar arten. På sikt är minskad tillgång till lämpligt substrat och krympande areal av naturskog ett hot, framförallt råder brist på grov ved som lågor i sena nedbrytningsstadier. Ytterligare fragmentering av skogslandskapet minskar artens möjligheter till spridning. Gamla granskogar som hyser arten undantas helt från skogsbruk (SLU Artdatabanken, 2024).</w:t>
+      </w:r>
+    </w:p>
+    <w:p>
+      <w:r>
+        <w:t xml:space="preserve">Ulltickeporingen har nyligen delats upp i tre olika arter: </w:t>
+      </w:r>
+      <w:r>
+        <w:rPr>
+          <w:i/>
+        </w:rPr>
+        <w:t xml:space="preserve">Skeletocutis brevispora </w:t>
+      </w:r>
+      <w:r>
+        <w:t>(ulltickeporing)</w:t>
+      </w:r>
+      <w:r>
+        <w:rPr>
+          <w:i/>
+        </w:rPr>
+        <w:t>, Skeletocutis delicata och Skeletocutis exilis</w:t>
+      </w:r>
+      <w:r>
+        <w:t xml:space="preserve"> (Miettinen &amp; Niemelä, 2018). Skeletocutis delicata och Skeletocutis exilis står för närvarande (2020) som ej bedömda i rödlistan.</w:t>
+      </w:r>
+    </w:p>
+    <w:p>
+      <w:pPr>
+        <w:pStyle w:val="Heading2"/>
+      </w:pPr>
+      <w:r>
+        <w:t>Referenser – ulltickeporing</w:t>
+      </w:r>
+    </w:p>
+    <w:p>
+      <w:r>
+        <w:t xml:space="preserve">Miettinen, O. &amp; Niemelä, T., 2018. </w:t>
+      </w:r>
+      <w:r>
+        <w:rPr>
+          <w:i/>
+        </w:rPr>
+        <w:t>Two new temperate polypore species of Skeletocutis (Polyporales, Basidiomycota)</w:t>
+      </w:r>
+      <w:r>
+        <w:t>. Ann. Bot. Fennici 55: 195–206.</w:t>
+      </w:r>
+    </w:p>
+    <w:p>
+      <w:r>
+        <w:t xml:space="preserve">SLU Artdatabanken, 2024. </w:t>
+      </w:r>
+      <w:r>
+        <w:rPr>
+          <w:i/>
+        </w:rPr>
+        <w:t xml:space="preserve">Artfaktablad. Naturvård – artfakta. </w:t>
+      </w:r>
+      <w:r>
+        <w:t>SLU Artdatabanken, Uppsala</w:t>
       </w:r>
     </w:p>
     <w:sectPr>
@@ -1617,7 +1792,7 @@
     <w:r>
       <w:tab/>
       <w:tab/>
-      <w:t>2025-08-09</w:t>
+      <w:t>2025-08-10</w:t>
       <w:br/>
       <w:br/>
     </w:r>

--- a/klagomål/A 36333-2025 FSC-klagomål.docx
+++ b/klagomål/A 36333-2025 FSC-klagomål.docx
@@ -1792,7 +1792,7 @@
     <w:r>
       <w:tab/>
       <w:tab/>
-      <w:t>2025-08-10</w:t>
+      <w:t>2025-08-11</w:t>
       <w:br/>
       <w:br/>
     </w:r>

--- a/klagomål/A 36333-2025 FSC-klagomål.docx
+++ b/klagomål/A 36333-2025 FSC-klagomål.docx
@@ -1792,7 +1792,7 @@
     <w:r>
       <w:tab/>
       <w:tab/>
-      <w:t>2025-08-11</w:t>
+      <w:t>2025-08-12</w:t>
       <w:br/>
       <w:br/>
     </w:r>

--- a/klagomål/A 36333-2025 FSC-klagomål.docx
+++ b/klagomål/A 36333-2025 FSC-klagomål.docx
@@ -1792,7 +1792,7 @@
     <w:r>
       <w:tab/>
       <w:tab/>
-      <w:t>2025-08-12</w:t>
+      <w:t>2025-08-13</w:t>
       <w:br/>
       <w:br/>
     </w:r>

--- a/klagomål/A 36333-2025 FSC-klagomål.docx
+++ b/klagomål/A 36333-2025 FSC-klagomål.docx
@@ -1792,7 +1792,7 @@
     <w:r>
       <w:tab/>
       <w:tab/>
-      <w:t>2025-08-13</w:t>
+      <w:t>2025-08-14</w:t>
       <w:br/>
       <w:br/>
     </w:r>

--- a/klagomål/A 36333-2025 FSC-klagomål.docx
+++ b/klagomål/A 36333-2025 FSC-klagomål.docx
@@ -1792,7 +1792,7 @@
     <w:r>
       <w:tab/>
       <w:tab/>
-      <w:t>2025-08-14</w:t>
+      <w:t>2025-08-15</w:t>
       <w:br/>
       <w:br/>
     </w:r>

--- a/klagomål/A 36333-2025 FSC-klagomål.docx
+++ b/klagomål/A 36333-2025 FSC-klagomål.docx
@@ -1792,7 +1792,7 @@
     <w:r>
       <w:tab/>
       <w:tab/>
-      <w:t>2025-08-15</w:t>
+      <w:t>2025-08-16</w:t>
       <w:br/>
       <w:br/>
     </w:r>

--- a/klagomål/A 36333-2025 FSC-klagomål.docx
+++ b/klagomål/A 36333-2025 FSC-klagomål.docx
@@ -1792,7 +1792,7 @@
     <w:r>
       <w:tab/>
       <w:tab/>
-      <w:t>2025-08-16</w:t>
+      <w:t>2025-08-17</w:t>
       <w:br/>
       <w:br/>
     </w:r>

--- a/klagomål/A 36333-2025 FSC-klagomål.docx
+++ b/klagomål/A 36333-2025 FSC-klagomål.docx
@@ -1792,7 +1792,7 @@
     <w:r>
       <w:tab/>
       <w:tab/>
-      <w:t>2025-08-17</w:t>
+      <w:t>2025-08-18</w:t>
       <w:br/>
       <w:br/>
     </w:r>

--- a/klagomål/A 36333-2025 FSC-klagomål.docx
+++ b/klagomål/A 36333-2025 FSC-klagomål.docx
@@ -1792,7 +1792,7 @@
     <w:r>
       <w:tab/>
       <w:tab/>
-      <w:t>2025-08-18</w:t>
+      <w:t>2025-08-19</w:t>
       <w:br/>
       <w:br/>
     </w:r>

--- a/klagomål/A 36333-2025 FSC-klagomål.docx
+++ b/klagomål/A 36333-2025 FSC-klagomål.docx
@@ -1792,7 +1792,7 @@
     <w:r>
       <w:tab/>
       <w:tab/>
-      <w:t>2025-08-19</w:t>
+      <w:t>2025-08-20</w:t>
       <w:br/>
       <w:br/>
     </w:r>

--- a/klagomål/A 36333-2025 FSC-klagomål.docx
+++ b/klagomål/A 36333-2025 FSC-klagomål.docx
@@ -1792,7 +1792,7 @@
     <w:r>
       <w:tab/>
       <w:tab/>
-      <w:t>2025-08-20</w:t>
+      <w:t>2025-08-21</w:t>
       <w:br/>
       <w:br/>
     </w:r>

--- a/klagomål/A 36333-2025 FSC-klagomål.docx
+++ b/klagomål/A 36333-2025 FSC-klagomål.docx
@@ -1792,7 +1792,7 @@
     <w:r>
       <w:tab/>
       <w:tab/>
-      <w:t>2025-08-21</w:t>
+      <w:t>2025-08-22</w:t>
       <w:br/>
       <w:br/>
     </w:r>

--- a/klagomål/A 36333-2025 FSC-klagomål.docx
+++ b/klagomål/A 36333-2025 FSC-klagomål.docx
@@ -1792,7 +1792,7 @@
     <w:r>
       <w:tab/>
       <w:tab/>
-      <w:t>2025-08-22</w:t>
+      <w:t>2025-08-23</w:t>
       <w:br/>
       <w:br/>
     </w:r>

--- a/klagomål/A 36333-2025 FSC-klagomål.docx
+++ b/klagomål/A 36333-2025 FSC-klagomål.docx
@@ -1792,7 +1792,7 @@
     <w:r>
       <w:tab/>
       <w:tab/>
-      <w:t>2025-08-23</w:t>
+      <w:t>2025-08-24</w:t>
       <w:br/>
       <w:br/>
     </w:r>

--- a/klagomål/A 36333-2025 FSC-klagomål.docx
+++ b/klagomål/A 36333-2025 FSC-klagomål.docx
@@ -1792,7 +1792,7 @@
     <w:r>
       <w:tab/>
       <w:tab/>
-      <w:t>2025-08-24</w:t>
+      <w:t>2025-08-25</w:t>
       <w:br/>
       <w:br/>
     </w:r>

--- a/klagomål/A 36333-2025 FSC-klagomål.docx
+++ b/klagomål/A 36333-2025 FSC-klagomål.docx
@@ -1792,7 +1792,7 @@
     <w:r>
       <w:tab/>
       <w:tab/>
-      <w:t>2025-08-25</w:t>
+      <w:t>2025-08-26</w:t>
       <w:br/>
       <w:br/>
     </w:r>

--- a/klagomål/A 36333-2025 FSC-klagomål.docx
+++ b/klagomål/A 36333-2025 FSC-klagomål.docx
@@ -1792,7 +1792,7 @@
     <w:r>
       <w:tab/>
       <w:tab/>
-      <w:t>2025-08-26</w:t>
+      <w:t>2025-08-30</w:t>
       <w:br/>
       <w:br/>
     </w:r>

--- a/klagomål/A 36333-2025 FSC-klagomål.docx
+++ b/klagomål/A 36333-2025 FSC-klagomål.docx
@@ -1792,7 +1792,7 @@
     <w:r>
       <w:tab/>
       <w:tab/>
-      <w:t>2025-08-30</w:t>
+      <w:t>2025-08-31</w:t>
       <w:br/>
       <w:br/>
     </w:r>

--- a/klagomål/A 36333-2025 FSC-klagomål.docx
+++ b/klagomål/A 36333-2025 FSC-klagomål.docx
@@ -191,7 +191,7 @@
     </w:p>
     <w:p>
       <w:r>
-        <w:t>I avverkningsanmälan har följande 24 naturvårdsarter hittats: knärot (VU, §8), ulltickeporing (VU), brunpudrad nållav (NT), doftskinn (NT), gammelgransskål (NT), garnlav (NT), granticka (NT), harticka (NT), lunglav (NT), spillkråka (NT, §4), stjärntagging (NT), talltita (NT, §4), tretåig hackspett (NT, §4), ullticka (NT), vedskivlav (NT), bårdlav (S), dropptaggsvamp (S), luddlav (S), norrlandslav (S), stuplav (S), vedticka (S), kungsfågel (§4), tjäder (§4) och revlummer (§9). Av dessa är 15 rödlistade. För rödlistade arter har rödlistekategorin angivits inom parentes. Arter som är signalarter enligt Skogsstyrelsen har markerats med (S). För fridlysta arter anges även paragrafen i Artskyddsförordningen som arten är fridlyst enligt.</w:t>
+        <w:t>I avverkningsanmälan har följande 28 naturvårdsarter hittats: knärot (VU, §8), ulltickeporing (VU), brunpudrad nållav (NT), doftskinn (NT), gammelgransskål (NT), garnlav (NT), granticka (NT), harticka (NT), Leptoporus mollis (NT), lunglav (NT), spillkråka (NT, §4), stjärntagging (NT), talltita (NT, §4), tretåig hackspett (NT, §4), ullticka (NT), vedskivlav (NT), vitgrynig nållav (NT), bårdlav (S), dropptaggsvamp (S), grönpyrola (S), lappranunkel (S, §7), luddlav (S), norrlandslav (S), stuplav (S), vedticka (S), kungsfågel (§4), tjäder (§4) och revlummer (§9). Av dessa är 17 rödlistade. För rödlistade arter har rödlistekategorin angivits inom parentes. Arter som är signalarter enligt Skogsstyrelsen har markerats med (S). För fridlysta arter anges även paragrafen i Artskyddsförordningen som arten är fridlyst enligt.</w:t>
       </w:r>
     </w:p>
     <w:p>
@@ -306,10 +306,48 @@
         <w:rPr>
           <w:b/>
         </w:rPr>
+        <w:t xml:space="preserve">Grönpyrola </w:t>
+      </w:r>
+      <w:r>
+        <w:t>växer främst på sandig, torr eller frisk mark i äldre barrskog, ofta på isälvsmaterial såsom sand och grus. Den påträffas främst i äldre naturligt uppkomna barrskogar, exempelvis på tallmoar, i åssluttningar, dyner och rasbranter. Arten är känslig för skogsbruksmetoder såsom slutavverkning och markberedning (Nitare &amp; Skogsstyrelsen, 2019).</w:t>
+      </w:r>
+    </w:p>
+    <w:p>
+      <w:r>
+        <w:rPr>
+          <w:b/>
+        </w:rPr>
         <w:t>Harticka (NT)</w:t>
       </w:r>
       <w:r>
         <w:t xml:space="preserve"> är normalt en mycket bra signalart för granskogar med höga naturvärden. Även när svampen påträffas i mer påverkade skogar är det nästan alltid fråga om skogsmiljöer i sena successionsstadier med höga naturvärden. Skogsskötselåtgärder på eller i omedelbar närhet av växtplatserna kan innebära ett hot mot arten (SLU Artdatabanken, 2024; Nitare &amp; Skogsstyrelsen, 2019).</w:t>
+      </w:r>
+    </w:p>
+    <w:p>
+      <w:r>
+        <w:rPr>
+          <w:b/>
+          <w:i/>
+        </w:rPr>
+        <w:t xml:space="preserve">Leptoporus mollis </w:t>
+      </w:r>
+      <w:r>
+        <w:rPr>
+          <w:b/>
+        </w:rPr>
+        <w:t>(NT)</w:t>
+      </w:r>
+      <w:r>
+        <w:t xml:space="preserve"> är granens kötticka och har klassificerats som ”gammelskogsindikator”, då den förekommer med ett tydligt optimum i äldre barrskogar, främst fuktiga granskogar. Den har högst signalvärde söder om den naturliga norrlandsgränsen </w:t>
+      </w:r>
+      <w:r>
+        <w:rPr>
+          <w:i/>
+        </w:rPr>
+        <w:t>limes norrlandicus</w:t>
+      </w:r>
+      <w:r>
+        <w:t>, men signalerar vanligtvis höga naturvärden även i Norrland. Arten är knuten till miljöer med konstant luftfuktighet och känslig för uttorkning som en avverkning kan medföra. Den totala populationen bedöms därför ha minskat under de senaste 30 åren och fortsätter att minska i takt med att grankontinuitetsskogar (skogar som inte kalavverkats) minskar i areal, samtidigt som att lämpliga miljöer inte återskapas i samma takt (SLU Artdatabanken, 2024; Nitare &amp; Skogsstyrelsen, 2019).</w:t>
       </w:r>
     </w:p>
     <w:p>
@@ -437,6 +475,17 @@
       </w:r>
     </w:p>
     <w:p>
+      <w:r>
+        <w:rPr>
+          <w:b/>
+        </w:rPr>
+        <w:t>Vitgrynig nållav (NT)</w:t>
+      </w:r>
+      <w:r>
+        <w:t xml:space="preserve"> växer nästan uteslutande på bark av gamla, senvuxna granar i skuggiga lägen med hög och jämn luftfuktighet. Den vanligaste naturtypen för arten är kontinuitetsskogar på frisk mark men den finns också i sumpgranskogar. På lång sikt utgör avverkningar av olikåldriga granskogar av naturskogskaraktär ett allvarligt hot mot arten och skogsbruksåtgärder på eller i närheten av växtplatserna bör undvikas. Naturskogsartade, fuktiga granskogar med förekomster av arten signalerar höga biologiska värden och bör bevaras (SLU Artdatabanken, 2024; Nitare &amp; Skogsstyrelsen, 2019).</w:t>
+      </w:r>
+    </w:p>
+    <w:p>
       <w:pPr>
         <w:pStyle w:val="Heading1"/>
       </w:pPr>
@@ -446,7 +495,7 @@
     </w:p>
     <w:p>
       <w:r>
-        <w:t>Följande fridlysta arter har sina livsmiljöer och växtplatser i den avverkningsanmälda skogen: knärot (VU, §8), spillkråka (NT, §4), talltita (NT, §4), tretåig hackspett (NT, §4), kungsfågel (§4), tjäder (§4) och revlummer (§9).</w:t>
+        <w:t>Följande fridlysta arter har sina livsmiljöer och växtplatser i den avverkningsanmälda skogen: knärot (VU, §8), spillkråka (NT, §4), talltita (NT, §4), tretåig hackspett (NT, §4), lappranunkel (S, §7), kungsfågel (§4), tjäder (§4) och revlummer (§9).</w:t>
       </w:r>
     </w:p>
     <w:p>
@@ -536,6 +585,17 @@
         <w:rPr>
           <w:b/>
         </w:rPr>
+        <w:t>Lappranunkel (§7)</w:t>
+      </w:r>
+      <w:r>
+        <w:t xml:space="preserve"> omfattas av EU:s art- och habitatdirektiv och är fridlyst enligt 7 § artskyddsförordningen vilket innebär att artens livsmiljöer inte får förstöras. Den är knuten till granskogsmiljöer med ytligt liggande markvatten och konstant hög luftfuktighet. Arten är känslig för kalavverkning och markskador men kan kortvarigt står kvar en tid i fuktsvackor efter en avverkning. Lokaler med lappranunkel får inte avverkas (Nitare &amp; Skogsstyrelsen, 2019; SLU Artdatabanken, 2024).</w:t>
+      </w:r>
+    </w:p>
+    <w:p>
+      <w:r>
+        <w:rPr>
+          <w:b/>
+        </w:rPr>
         <w:t>Spillkråka (NT, §4)</w:t>
       </w:r>
       <w:r>
@@ -683,7 +743,7 @@
         <w:rPr>
           <w:i/>
         </w:rPr>
-        <w:t>I det avverkningsanmälda skogsområdet har 21 rödlistade arter och signalarter påträffats. Detta ska jämföras med Skogsstyrelsens uppföljning 2017 av nyckelbiotoper som visade att man i genomsnitt hittar 20,6 olika rödlistade arter och signalarter i en nyckelbiotop (Wijk, S. 2017. Biologisk mångfald i nyckelbiotoper – Resultat från inventeringen “Uppföljning biologisk mångfald” 2009–2015. Rapport 4/2017 Skogsstyrelsen, Jönköping).</w:t>
+        <w:t>I det avverkningsanmälda skogsområdet har 25 rödlistade arter och signalarter påträffats. Detta ska jämföras med Skogsstyrelsens uppföljning 2017 av nyckelbiotoper som visade att man i genomsnitt hittar 20,6 olika rödlistade arter och signalarter i en nyckelbiotop (Wijk, S. 2017. Biologisk mångfald i nyckelbiotoper – Resultat från inventeringen “Uppföljning biologisk mångfald” 2009–2015. Rapport 4/2017 Skogsstyrelsen, Jönköping).</w:t>
       </w:r>
     </w:p>
     <w:p>
@@ -712,7 +772,7 @@
         <w:rPr>
           <w:i/>
         </w:rPr>
-        <w:t>I det avverkningsanmälda skogsområdet har 24 naturvårdsarter varav 15 rödlistade arter sina livsmiljöer och växtplatser.</w:t>
+        <w:t>I det avverkningsanmälda skogsområdet har 28 naturvårdsarter varav 17 rödlistade arter sina livsmiljöer och växtplatser.</w:t>
       </w:r>
     </w:p>
     <w:p>
@@ -1091,6 +1151,74 @@
       </w:r>
       <w:r>
         <w:t>https://www.skogsstyrelsen.se/lag-och-tillsyn/artskydd/vagledningar-och-kunskapsstod-artskydd/vagledning-for-hansyn-till-knarot/</w:t>
+      </w:r>
+    </w:p>
+    <w:p>
+      <w:r>
+        <w:t xml:space="preserve">SLU Artdatabanken, 2024. </w:t>
+      </w:r>
+      <w:r>
+        <w:rPr>
+          <w:i/>
+        </w:rPr>
+        <w:t xml:space="preserve">Artfaktablad. Naturvård – artfakta. </w:t>
+      </w:r>
+      <w:r>
+        <w:t>SLU Artdatabanken, Uppsala</w:t>
+      </w:r>
+    </w:p>
+    <w:p>
+      <w:pPr>
+        <w:pStyle w:val="Heading1"/>
+      </w:pPr>
+      <w:r>
+        <w:t>Lappranunkel – ekologi samt krav på livsmiljön</w:t>
+      </w:r>
+    </w:p>
+    <w:p>
+      <w:r>
+        <w:t>Lappranunkel (§7) omfattas av EU:s art- och habitatdirektiv och fridlyst enligt 7 § artskyddsförordningen vilket innebär att artens livsmiljöer inte får förstöras.</w:t>
+      </w:r>
+    </w:p>
+    <w:p>
+      <w:pPr>
+        <w:pStyle w:val="ListBullet"/>
+      </w:pPr>
+      <w:r>
+        <w:t xml:space="preserve">7 § </w:t>
+      </w:r>
+      <w:r>
+        <w:rPr>
+          <w:i/>
+        </w:rPr>
+        <w:t>I fråga om sådana växtarter som i bilaga 1 till denna förordning har markerats med N är det förbjudet att avsiktligt plocka, samla in, skära av, dra upp med rötterna eller förstöra växter i deras naturliga utbredningsområde i naturen. Förbudet gäller alla stadier i växternas biologiska cykel.</w:t>
+      </w:r>
+    </w:p>
+    <w:p>
+      <w:r>
+        <w:t>Lappranunkel är knuten till granskogsmiljöer med ytligt liggande markvatten och konstant hög luftfuktighet. Arten är känslig för kalavverkning och markskador men kan kortvarigt står kvar en tid i fuktsvackor efter en avverkning. Dikade lokaler bör restaureras hydrologiskt. Lokaler med lappranunkel får inte avverkas (Nitare, 2019; SLU Artdatabanken, 2024).</w:t>
+      </w:r>
+    </w:p>
+    <w:p>
+      <w:pPr>
+        <w:pStyle w:val="Heading2"/>
+      </w:pPr>
+      <w:r>
+        <w:t>Referenser – lappranunkel</w:t>
+      </w:r>
+    </w:p>
+    <w:p>
+      <w:r>
+        <w:t xml:space="preserve">Nitare, J., 2019. </w:t>
+      </w:r>
+      <w:r>
+        <w:rPr>
+          <w:i/>
+        </w:rPr>
+        <w:t xml:space="preserve">Skyddsvärd skog – Naturvårdsarter och andra kriterier för naturvärdesbedömning. </w:t>
+      </w:r>
+      <w:r>
+        <w:t>Skogsstyrelsen.</w:t>
       </w:r>
     </w:p>
     <w:p>
@@ -1792,7 +1920,7 @@
     <w:r>
       <w:tab/>
       <w:tab/>
-      <w:t>2025-08-31</w:t>
+      <w:t>2025-09-01</w:t>
       <w:br/>
       <w:br/>
     </w:r>

--- a/klagomål/A 36333-2025 FSC-klagomål.docx
+++ b/klagomål/A 36333-2025 FSC-klagomål.docx
@@ -1920,7 +1920,7 @@
     <w:r>
       <w:tab/>
       <w:tab/>
-      <w:t>2025-09-01</w:t>
+      <w:t>2025-09-04</w:t>
       <w:br/>
       <w:br/>
     </w:r>

--- a/klagomål/A 36333-2025 FSC-klagomål.docx
+++ b/klagomål/A 36333-2025 FSC-klagomål.docx
@@ -1920,7 +1920,7 @@
     <w:r>
       <w:tab/>
       <w:tab/>
-      <w:t>2025-09-04</w:t>
+      <w:t>2025-09-05</w:t>
       <w:br/>
       <w:br/>
     </w:r>

--- a/klagomål/A 36333-2025 FSC-klagomål.docx
+++ b/klagomål/A 36333-2025 FSC-klagomål.docx
@@ -1920,7 +1920,7 @@
     <w:r>
       <w:tab/>
       <w:tab/>
-      <w:t>2025-09-05</w:t>
+      <w:t>2025-09-07</w:t>
       <w:br/>
       <w:br/>
     </w:r>

--- a/klagomål/A 36333-2025 FSC-klagomål.docx
+++ b/klagomål/A 36333-2025 FSC-klagomål.docx
@@ -1920,7 +1920,7 @@
     <w:r>
       <w:tab/>
       <w:tab/>
-      <w:t>2025-09-07</w:t>
+      <w:t>2025-09-08</w:t>
       <w:br/>
       <w:br/>
     </w:r>

--- a/klagomål/A 36333-2025 FSC-klagomål.docx
+++ b/klagomål/A 36333-2025 FSC-klagomål.docx
@@ -1920,7 +1920,7 @@
     <w:r>
       <w:tab/>
       <w:tab/>
-      <w:t>2025-09-08</w:t>
+      <w:t>2025-09-10</w:t>
       <w:br/>
       <w:br/>
     </w:r>

--- a/klagomål/A 36333-2025 FSC-klagomål.docx
+++ b/klagomål/A 36333-2025 FSC-klagomål.docx
@@ -1920,7 +1920,7 @@
     <w:r>
       <w:tab/>
       <w:tab/>
-      <w:t>2025-09-10</w:t>
+      <w:t>2025-09-11</w:t>
       <w:br/>
       <w:br/>
     </w:r>

--- a/klagomål/A 36333-2025 FSC-klagomål.docx
+++ b/klagomål/A 36333-2025 FSC-klagomål.docx
@@ -1920,7 +1920,7 @@
     <w:r>
       <w:tab/>
       <w:tab/>
-      <w:t>2025-09-11</w:t>
+      <w:t>2025-09-12</w:t>
       <w:br/>
       <w:br/>
     </w:r>

--- a/klagomål/A 36333-2025 FSC-klagomål.docx
+++ b/klagomål/A 36333-2025 FSC-klagomål.docx
@@ -1920,7 +1920,7 @@
     <w:r>
       <w:tab/>
       <w:tab/>
-      <w:t>2025-09-12</w:t>
+      <w:t>2025-09-13</w:t>
       <w:br/>
       <w:br/>
     </w:r>

--- a/klagomål/A 36333-2025 FSC-klagomål.docx
+++ b/klagomål/A 36333-2025 FSC-klagomål.docx
@@ -1920,7 +1920,7 @@
     <w:r>
       <w:tab/>
       <w:tab/>
-      <w:t>2025-09-13</w:t>
+      <w:t>2025-09-14</w:t>
       <w:br/>
       <w:br/>
     </w:r>

--- a/klagomål/A 36333-2025 FSC-klagomål.docx
+++ b/klagomål/A 36333-2025 FSC-klagomål.docx
@@ -520,7 +520,25 @@
         <w:t>Knärot (VU, §8)</w:t>
       </w:r>
       <w:r>
-        <w:t xml:space="preserve"> är rödlistad som sårbar och fridlyst enligt 8§ artskyddsförordningen. En nyligen genomförd analys av 79 floraväktarlokaler indikerar att det behövs någonstans mellan 100 och 150 meters skyddszon för att en knärotspopulation inte ska dö ut på lång sikt (Sebestyén &amp; Sundberg, 2025). Detta ligger väl i linje med tidigare genomförda studier som visar att det krävs väl tilltagna buffertzoner för att knäroten inte ska ta skada av skogsbruksåtgärder i intilliggande skog (Johnson, 2014; Koelmeijer m.fl., 2022; Skogsstyrelsen, 2022). Arten är även känslig för gallring vilket framgår av Skogsstyrelsens egen vägledning för hänsyn till knärot (Skogsstyrelsen, 2022). För rika förekomster av knärot är reservatsbildning eller biotopskydd lämpliga åtgärder för att skydda den (SLU Artdatabanken, 2024).</w:t>
+        <w:t xml:space="preserve"> är rödlistad som sårbar och fridlyst enligt 8§ artskyddsförordningen. En nyligen genomförd analys av 79 floraväktarlokaler indikerar att det behövs någonstans mellan 100 och 150 meters skyddszon för att en knärotspopulation inte ska dö ut på lång sikt (Sebestyén &amp; Sundberg, 2025). Detta ligger väl i linje med tidigare genomförda studier som visar att det krävs väl tilltagna buffertzoner för att knäroten inte ska ta skada av skogsbruksåtgärder i intilliggande skog (Johnson, 2014; Koelmeijer m.fl., 2022; Skogsstyrelsen, 2022). Arten är även känslig för gallring vilket framgår av Skogsstyrelsens egen vägledning för hänsyn till knärot (Skogsstyrelsen, 2022). För rika förekomster av knärot är reservatsbildning eller biotopskydd lämpliga åtgärder för att skydda den. På knärot kan den sällsynta rostsvampen </w:t>
+      </w:r>
+      <w:r>
+        <w:rPr>
+          <w:i/>
+        </w:rPr>
+        <w:t>Pucciniastrum goodyerae</w:t>
+      </w:r>
+      <w:r>
+        <w:t xml:space="preserve"> påträffas. </w:t>
+      </w:r>
+      <w:r>
+        <w:rPr>
+          <w:i/>
+        </w:rPr>
+        <w:t>Pucciniastrum goodyerae</w:t>
+      </w:r>
+      <w:r>
+        <w:t xml:space="preserve"> är klassad som NE (ej bedömd) i rödlistan(SLU Artdatabanken, 2024).</w:t>
       </w:r>
     </w:p>
     <w:p>
@@ -1920,7 +1938,7 @@
     <w:r>
       <w:tab/>
       <w:tab/>
-      <w:t>2025-09-14</w:t>
+      <w:t>2025-09-15</w:t>
       <w:br/>
       <w:br/>
     </w:r>

--- a/klagomål/A 36333-2025 FSC-klagomål.docx
+++ b/klagomål/A 36333-2025 FSC-klagomål.docx
@@ -1938,7 +1938,7 @@
     <w:r>
       <w:tab/>
       <w:tab/>
-      <w:t>2025-09-15</w:t>
+      <w:t>2025-09-16</w:t>
       <w:br/>
       <w:br/>
     </w:r>

--- a/klagomål/A 36333-2025 FSC-klagomål.docx
+++ b/klagomål/A 36333-2025 FSC-klagomål.docx
@@ -1938,7 +1938,7 @@
     <w:r>
       <w:tab/>
       <w:tab/>
-      <w:t>2025-09-16</w:t>
+      <w:t>2025-09-17</w:t>
       <w:br/>
       <w:br/>
     </w:r>

--- a/klagomål/A 36333-2025 FSC-klagomål.docx
+++ b/klagomål/A 36333-2025 FSC-klagomål.docx
@@ -1938,7 +1938,7 @@
     <w:r>
       <w:tab/>
       <w:tab/>
-      <w:t>2025-09-17</w:t>
+      <w:t>2025-09-18</w:t>
       <w:br/>
       <w:br/>
     </w:r>

--- a/klagomål/A 36333-2025 FSC-klagomål.docx
+++ b/klagomål/A 36333-2025 FSC-klagomål.docx
@@ -1938,7 +1938,7 @@
     <w:r>
       <w:tab/>
       <w:tab/>
-      <w:t>2025-09-18</w:t>
+      <w:t>2025-09-22</w:t>
       <w:br/>
       <w:br/>
     </w:r>

--- a/klagomål/A 36333-2025 FSC-klagomål.docx
+++ b/klagomål/A 36333-2025 FSC-klagomål.docx
@@ -1938,7 +1938,7 @@
     <w:r>
       <w:tab/>
       <w:tab/>
-      <w:t>2025-09-22</w:t>
+      <w:t>2025-09-23</w:t>
       <w:br/>
       <w:br/>
     </w:r>

--- a/klagomål/A 36333-2025 FSC-klagomål.docx
+++ b/klagomål/A 36333-2025 FSC-klagomål.docx
@@ -1938,7 +1938,7 @@
     <w:r>
       <w:tab/>
       <w:tab/>
-      <w:t>2025-09-23</w:t>
+      <w:t>2025-09-24</w:t>
       <w:br/>
       <w:br/>
     </w:r>

--- a/klagomål/A 36333-2025 FSC-klagomål.docx
+++ b/klagomål/A 36333-2025 FSC-klagomål.docx
@@ -1938,7 +1938,7 @@
     <w:r>
       <w:tab/>
       <w:tab/>
-      <w:t>2025-09-24</w:t>
+      <w:t>2025-09-25</w:t>
       <w:br/>
       <w:br/>
     </w:r>

--- a/klagomål/A 36333-2025 FSC-klagomål.docx
+++ b/klagomål/A 36333-2025 FSC-klagomål.docx
@@ -1938,7 +1938,7 @@
     <w:r>
       <w:tab/>
       <w:tab/>
-      <w:t>2025-09-25</w:t>
+      <w:t>2025-09-26</w:t>
       <w:br/>
       <w:br/>
     </w:r>

--- a/klagomål/A 36333-2025 FSC-klagomål.docx
+++ b/klagomål/A 36333-2025 FSC-klagomål.docx
@@ -1938,7 +1938,7 @@
     <w:r>
       <w:tab/>
       <w:tab/>
-      <w:t>2025-09-26</w:t>
+      <w:t>2025-09-27</w:t>
       <w:br/>
       <w:br/>
     </w:r>

--- a/klagomål/A 36333-2025 FSC-klagomål.docx
+++ b/klagomål/A 36333-2025 FSC-klagomål.docx
@@ -1938,7 +1938,7 @@
     <w:r>
       <w:tab/>
       <w:tab/>
-      <w:t>2025-09-27</w:t>
+      <w:t>2025-09-28</w:t>
       <w:br/>
       <w:br/>
     </w:r>

--- a/klagomål/A 36333-2025 FSC-klagomål.docx
+++ b/klagomål/A 36333-2025 FSC-klagomål.docx
@@ -1938,7 +1938,7 @@
     <w:r>
       <w:tab/>
       <w:tab/>
-      <w:t>2025-09-28</w:t>
+      <w:t>2025-09-29</w:t>
       <w:br/>
       <w:br/>
     </w:r>

--- a/klagomål/A 36333-2025 FSC-klagomål.docx
+++ b/klagomål/A 36333-2025 FSC-klagomål.docx
@@ -1938,7 +1938,7 @@
     <w:r>
       <w:tab/>
       <w:tab/>
-      <w:t>2025-09-29</w:t>
+      <w:t>2025-09-30</w:t>
       <w:br/>
       <w:br/>
     </w:r>

--- a/klagomål/A 36333-2025 FSC-klagomål.docx
+++ b/klagomål/A 36333-2025 FSC-klagomål.docx
@@ -1938,7 +1938,7 @@
     <w:r>
       <w:tab/>
       <w:tab/>
-      <w:t>2025-09-30</w:t>
+      <w:t>2025-10-01</w:t>
       <w:br/>
       <w:br/>
     </w:r>

--- a/klagomål/A 36333-2025 FSC-klagomål.docx
+++ b/klagomål/A 36333-2025 FSC-klagomål.docx
@@ -1938,7 +1938,7 @@
     <w:r>
       <w:tab/>
       <w:tab/>
-      <w:t>2025-10-01</w:t>
+      <w:t>2025-10-02</w:t>
       <w:br/>
       <w:br/>
     </w:r>

--- a/klagomål/A 36333-2025 FSC-klagomål.docx
+++ b/klagomål/A 36333-2025 FSC-klagomål.docx
@@ -1938,7 +1938,7 @@
     <w:r>
       <w:tab/>
       <w:tab/>
-      <w:t>2025-10-02</w:t>
+      <w:t>2025-10-03</w:t>
       <w:br/>
       <w:br/>
     </w:r>

--- a/klagomål/A 36333-2025 FSC-klagomål.docx
+++ b/klagomål/A 36333-2025 FSC-klagomål.docx
@@ -1938,7 +1938,7 @@
     <w:r>
       <w:tab/>
       <w:tab/>
-      <w:t>2025-10-03</w:t>
+      <w:t>2025-10-04</w:t>
       <w:br/>
       <w:br/>
     </w:r>

--- a/klagomål/A 36333-2025 FSC-klagomål.docx
+++ b/klagomål/A 36333-2025 FSC-klagomål.docx
@@ -1938,7 +1938,7 @@
     <w:r>
       <w:tab/>
       <w:tab/>
-      <w:t>2025-10-04</w:t>
+      <w:t>2025-10-05</w:t>
       <w:br/>
       <w:br/>
     </w:r>

--- a/klagomål/A 36333-2025 FSC-klagomål.docx
+++ b/klagomål/A 36333-2025 FSC-klagomål.docx
@@ -1938,7 +1938,7 @@
     <w:r>
       <w:tab/>
       <w:tab/>
-      <w:t>2025-10-05</w:t>
+      <w:t>2025-10-06</w:t>
       <w:br/>
       <w:br/>
     </w:r>

--- a/klagomål/A 36333-2025 FSC-klagomål.docx
+++ b/klagomål/A 36333-2025 FSC-klagomål.docx
@@ -1938,7 +1938,7 @@
     <w:r>
       <w:tab/>
       <w:tab/>
-      <w:t>2025-10-06</w:t>
+      <w:t>2025-10-07</w:t>
       <w:br/>
       <w:br/>
     </w:r>

--- a/klagomål/A 36333-2025 FSC-klagomål.docx
+++ b/klagomål/A 36333-2025 FSC-klagomål.docx
@@ -1938,7 +1938,7 @@
     <w:r>
       <w:tab/>
       <w:tab/>
-      <w:t>2025-10-07</w:t>
+      <w:t>2025-10-08</w:t>
       <w:br/>
       <w:br/>
     </w:r>

--- a/klagomål/A 36333-2025 FSC-klagomål.docx
+++ b/klagomål/A 36333-2025 FSC-klagomål.docx
@@ -1938,7 +1938,7 @@
     <w:r>
       <w:tab/>
       <w:tab/>
-      <w:t>2025-10-08</w:t>
+      <w:t>2025-10-09</w:t>
       <w:br/>
       <w:br/>
     </w:r>

--- a/klagomål/A 36333-2025 FSC-klagomål.docx
+++ b/klagomål/A 36333-2025 FSC-klagomål.docx
@@ -191,7 +191,7 @@
     </w:p>
     <w:p>
       <w:r>
-        <w:t>I avverkningsanmälan har följande 28 naturvårdsarter hittats: knärot (VU, §8), ulltickeporing (VU), brunpudrad nållav (NT), doftskinn (NT), gammelgransskål (NT), garnlav (NT), granticka (NT), harticka (NT), Leptoporus mollis (NT), lunglav (NT), spillkråka (NT, §4), stjärntagging (NT), talltita (NT, §4), tretåig hackspett (NT, §4), ullticka (NT), vedskivlav (NT), vitgrynig nållav (NT), bårdlav (S), dropptaggsvamp (S), grönpyrola (S), lappranunkel (S, §7), luddlav (S), norrlandslav (S), stuplav (S), vedticka (S), kungsfågel (§4), tjäder (§4) och revlummer (§9). Av dessa är 17 rödlistade. För rödlistade arter har rödlistekategorin angivits inom parentes. Arter som är signalarter enligt Skogsstyrelsen har markerats med (S). För fridlysta arter anges även paragrafen i Artskyddsförordningen som arten är fridlyst enligt.</w:t>
+        <w:t>I avverkningsanmälan har följande 32 naturvårdsarter hittats: knärot (VU, §8), ulltickeporing (VU), blanksvart spiklav (NT), brunpudrad nållav (NT), doftskinn (NT), gammelgransskål (NT), garnlav (NT), granticka (NT), harticka (NT), Leptoporus mollis (NT), lunglav (NT), spillkråka (NT, §4), stjärntagging (NT), talltita (NT, §4), tretåig hackspett (NT, §4), ullticka (NT), vedskivlav (NT), vitgrynig nållav (NT), bårdlav (S), dropptaggsvamp (S), grönpyrola (S), kornig nållav (S), källpraktmossa (S), lappranunkel (S, §7), luddlav (S), mörk husmossa (S), norrlandslav (S), stuplav (S), vedticka (S), kungsfågel (§4), tjäder (§4) och revlummer (§9). Av dessa är 18 rödlistade. För rödlistade arter har rödlistekategorin angivits inom parentes. Arter som är signalarter enligt Skogsstyrelsen har markerats med (S). För fridlysta arter anges även paragrafen i Artskyddsförordningen som arten är fridlyst enligt.</w:t>
       </w:r>
     </w:p>
     <w:p>
@@ -251,6 +251,17 @@
         <w:rPr>
           <w:b/>
         </w:rPr>
+        <w:t>Blanksvart spiklav (NT)</w:t>
+      </w:r>
+      <w:r>
+        <w:t xml:space="preserve"> förekommer på torr, hård, gammal kärnved men även på äldre ytved av tall i naturskogsartade bestånd med begränsad brandpåverkan och ostörd hydrologi. Skogsbruksåtgärder på eller i närheten av lokaler med blanksvart spiklav utgör ett hot. Naturskogsartade öppna tall- och barrblandskogar med blanksvart spiklav indikerar höga biologiska värden och bör bevaras (SLU Artdatabanken, 2024).</w:t>
+      </w:r>
+    </w:p>
+    <w:p>
+      <w:r>
+        <w:rPr>
+          <w:b/>
+        </w:rPr>
         <w:t>Brunpudrad nållav (NT)</w:t>
       </w:r>
       <w:r>
@@ -321,6 +332,17 @@
       </w:r>
       <w:r>
         <w:t xml:space="preserve"> är normalt en mycket bra signalart för granskogar med höga naturvärden. Även när svampen påträffas i mer påverkade skogar är det nästan alltid fråga om skogsmiljöer i sena successionsstadier med höga naturvärden. Skogsskötselåtgärder på eller i omedelbar närhet av växtplatserna kan innebära ett hot mot arten (SLU Artdatabanken, 2024; Nitare &amp; Skogsstyrelsen, 2019).</w:t>
+      </w:r>
+    </w:p>
+    <w:p>
+      <w:r>
+        <w:rPr>
+          <w:b/>
+        </w:rPr>
+        <w:t xml:space="preserve">Kornig nållav </w:t>
+      </w:r>
+      <w:r>
+        <w:t>förekommer i skuggiga miljöer med hög luftfuktighet och påträffas främst i gamla skogar eller på gamla träd. Den signalerar höga naturvärden och på lokalerna finns ofta flera ovanliga och rödlistade arter (SLU Artdatabanken, 2024; Nitare &amp; Skogsstyrelsen, 2019).</w:t>
       </w:r>
     </w:p>
     <w:p>
@@ -377,6 +399,17 @@
       </w:r>
       <w:r>
         <w:t xml:space="preserve"> (NA) (SLU Artdatabanken, 2025; SLU Artdatabanken, 2024; Nitare &amp; Skogsstyrelsen, 2019).</w:t>
+      </w:r>
+    </w:p>
+    <w:p>
+      <w:r>
+        <w:rPr>
+          <w:b/>
+        </w:rPr>
+        <w:t xml:space="preserve">Mörk husmossa </w:t>
+      </w:r>
+      <w:r>
+        <w:t>är en mycket bra signalart i södra och mellersta Sverige. Den är sannolikt svårspridd och växer huvudsakligen i skog med lång skoglig kontinuitet i områden med konstant hög luftfuktighet. Den är känslig för större avverkningar, men tål plockhuggning som lämnar ett tätare trädskikt och ett obrutet, fukthållande mosstäcke på marken. Ett par studier har klart visat att artens tillväxt försämras när skogen huggs ner intill växtplatsen, och att ett kalhygges påverkan på mörk husmossa avtar både med avståndet från kalhygget och ju fuktigare växtplatsen är (SLU Artdatabanken, 2024; Nitare &amp; Skogsstyrelsen, 2019).</w:t>
       </w:r>
     </w:p>
     <w:p>
@@ -761,7 +794,7 @@
         <w:rPr>
           <w:i/>
         </w:rPr>
-        <w:t>I det avverkningsanmälda skogsområdet har 25 rödlistade arter och signalarter påträffats. Detta ska jämföras med Skogsstyrelsens uppföljning 2017 av nyckelbiotoper som visade att man i genomsnitt hittar 20,6 olika rödlistade arter och signalarter i en nyckelbiotop (Wijk, S. 2017. Biologisk mångfald i nyckelbiotoper – Resultat från inventeringen “Uppföljning biologisk mångfald” 2009–2015. Rapport 4/2017 Skogsstyrelsen, Jönköping).</w:t>
+        <w:t>I det avverkningsanmälda skogsområdet har 29 rödlistade arter och signalarter påträffats. Detta ska jämföras med Skogsstyrelsens uppföljning 2017 av nyckelbiotoper som visade att man i genomsnitt hittar 20,6 olika rödlistade arter och signalarter i en nyckelbiotop (Wijk, S. 2017. Biologisk mångfald i nyckelbiotoper – Resultat från inventeringen “Uppföljning biologisk mångfald” 2009–2015. Rapport 4/2017 Skogsstyrelsen, Jönköping).</w:t>
       </w:r>
     </w:p>
     <w:p>
@@ -790,7 +823,7 @@
         <w:rPr>
           <w:i/>
         </w:rPr>
-        <w:t>I det avverkningsanmälda skogsområdet har 28 naturvårdsarter varav 17 rödlistade arter sina livsmiljöer och växtplatser.</w:t>
+        <w:t>I det avverkningsanmälda skogsområdet har 32 naturvårdsarter varav 18 rödlistade arter sina livsmiljöer och växtplatser.</w:t>
       </w:r>
     </w:p>
     <w:p>
@@ -1938,7 +1971,7 @@
     <w:r>
       <w:tab/>
       <w:tab/>
-      <w:t>2025-10-09</w:t>
+      <w:t>2025-10-10</w:t>
       <w:br/>
       <w:br/>
     </w:r>

--- a/klagomål/A 36333-2025 FSC-klagomål.docx
+++ b/klagomål/A 36333-2025 FSC-klagomål.docx
@@ -1971,7 +1971,7 @@
     <w:r>
       <w:tab/>
       <w:tab/>
-      <w:t>2025-10-10</w:t>
+      <w:t>2025-10-11</w:t>
       <w:br/>
       <w:br/>
     </w:r>

--- a/klagomål/A 36333-2025 FSC-klagomål.docx
+++ b/klagomål/A 36333-2025 FSC-klagomål.docx
@@ -1971,7 +1971,7 @@
     <w:r>
       <w:tab/>
       <w:tab/>
-      <w:t>2025-10-16</w:t>
+      <w:t>2025-10-17</w:t>
       <w:br/>
       <w:br/>
     </w:r>

--- a/klagomål/A 36333-2025 FSC-klagomål.docx
+++ b/klagomål/A 36333-2025 FSC-klagomål.docx
@@ -1971,7 +1971,7 @@
     <w:r>
       <w:tab/>
       <w:tab/>
-      <w:t>2025-10-17</w:t>
+      <w:t>2025-10-18</w:t>
       <w:br/>
       <w:br/>
     </w:r>

--- a/klagomål/A 36333-2025 FSC-klagomål.docx
+++ b/klagomål/A 36333-2025 FSC-klagomål.docx
@@ -1971,7 +1971,7 @@
     <w:r>
       <w:tab/>
       <w:tab/>
-      <w:t>2025-10-18</w:t>
+      <w:t>2025-10-19</w:t>
       <w:br/>
       <w:br/>
     </w:r>

--- a/klagomål/A 36333-2025 FSC-klagomål.docx
+++ b/klagomål/A 36333-2025 FSC-klagomål.docx
@@ -1971,7 +1971,7 @@
     <w:r>
       <w:tab/>
       <w:tab/>
-      <w:t>2025-10-19</w:t>
+      <w:t>2025-10-20</w:t>
       <w:br/>
       <w:br/>
     </w:r>

--- a/klagomål/A 36333-2025 FSC-klagomål.docx
+++ b/klagomål/A 36333-2025 FSC-klagomål.docx
@@ -1971,7 +1971,7 @@
     <w:r>
       <w:tab/>
       <w:tab/>
-      <w:t>2025-10-20</w:t>
+      <w:t>2025-10-21</w:t>
       <w:br/>
       <w:br/>
     </w:r>

--- a/klagomål/A 36333-2025 FSC-klagomål.docx
+++ b/klagomål/A 36333-2025 FSC-klagomål.docx
@@ -571,7 +571,7 @@
         <w:t>Pucciniastrum goodyerae</w:t>
       </w:r>
       <w:r>
-        <w:t xml:space="preserve"> är klassad som NE (ej bedömd) i rödlistan(SLU Artdatabanken, 2024).</w:t>
+        <w:t xml:space="preserve"> är klassad som NE (ej bedömd) i rödlistan (SLU Artdatabanken, 2024).</w:t>
       </w:r>
     </w:p>
     <w:p>
@@ -662,6 +662,17 @@
       </w:r>
       <w:r>
         <w:t>, rödlistad som nära hotad och prioriterad art i Skogsvårdslagen har häckningsrevir i anmälan. Arten har minskat kraftigt de senaste 30 åren och minskningstakten innevarande 10-årsperiod beräknas till 20 (10–30) %. Talltitan är synnerligen trogen sitt cirka 15 hektar stora revir och är beroende av flerskiktade olikåldriga skogar för att kunna föda upp sina ungar. Talltitan försvinner om dess livsmiljö kalavverkas (Eggers &amp; Low (2014); Ekman (1979); Griesser et al (2007); Klein (2020); Siffczyk et al (2003); SLU Artdatabanken (2021).</w:t>
+      </w:r>
+    </w:p>
+    <w:p>
+      <w:r>
+        <w:rPr>
+          <w:b/>
+        </w:rPr>
+        <w:t>Tjäder (§4)</w:t>
+      </w:r>
+      <w:r>
+        <w:t xml:space="preserve"> är en utpräglad skogsfågel knuten till större sammanhängande barrskogsområden. Tupparna och hönorna utnyttjar till viss del olika miljöer, och habitatvalet varierar dessutom mellan olika delar av året. För att det ska finnas livskraftiga tjäderbestånd krävs funktionella skogslandskap med en blandning av uppvuxen, gles och luckig skog, täta sumpskogar, myrar och andra små våtmarker. Arten försvinner när skogen fragmenteras och den sammanlagda arealen hyggen och andra öppna områden blir för stor. Ett småskaligt och försiktigt virkesuttag genom hyggesfria metoder kan i vissa fall vara möjligt i området inom 200 m från lekcentrum. Längre ut från lekcentrum, inom 200–500 m bör den avverkade ytan inte överskrida 1 hektar för att undvika alltför stora och snabba förändringar (Skogsstyrelsen, 2019).</w:t>
       </w:r>
     </w:p>
     <w:p>
@@ -1971,7 +1982,7 @@
     <w:r>
       <w:tab/>
       <w:tab/>
-      <w:t>2025-10-21</w:t>
+      <w:t>2025-10-22</w:t>
       <w:br/>
       <w:br/>
     </w:r>

--- a/klagomål/A 36333-2025 FSC-klagomål.docx
+++ b/klagomål/A 36333-2025 FSC-klagomål.docx
@@ -1982,7 +1982,7 @@
     <w:r>
       <w:tab/>
       <w:tab/>
-      <w:t>2025-10-22</w:t>
+      <w:t>2025-10-23</w:t>
       <w:br/>
       <w:br/>
     </w:r>

--- a/klagomål/A 36333-2025 FSC-klagomål.docx
+++ b/klagomål/A 36333-2025 FSC-klagomål.docx
@@ -1982,7 +1982,7 @@
     <w:r>
       <w:tab/>
       <w:tab/>
-      <w:t>2025-10-23</w:t>
+      <w:t>2025-10-24</w:t>
       <w:br/>
       <w:br/>
     </w:r>

--- a/klagomål/A 36333-2025 FSC-klagomål.docx
+++ b/klagomål/A 36333-2025 FSC-klagomål.docx
@@ -1982,7 +1982,7 @@
     <w:r>
       <w:tab/>
       <w:tab/>
-      <w:t>2025-10-24</w:t>
+      <w:t>2025-10-25</w:t>
       <w:br/>
       <w:br/>
     </w:r>

--- a/klagomål/A 36333-2025 FSC-klagomål.docx
+++ b/klagomål/A 36333-2025 FSC-klagomål.docx
@@ -1982,7 +1982,7 @@
     <w:r>
       <w:tab/>
       <w:tab/>
-      <w:t>2025-10-25</w:t>
+      <w:t>2025-10-26</w:t>
       <w:br/>
       <w:br/>
     </w:r>

--- a/klagomål/A 36333-2025 FSC-klagomål.docx
+++ b/klagomål/A 36333-2025 FSC-klagomål.docx
@@ -1982,7 +1982,7 @@
     <w:r>
       <w:tab/>
       <w:tab/>
-      <w:t>2025-10-26</w:t>
+      <w:t>2025-10-27</w:t>
       <w:br/>
       <w:br/>
     </w:r>

--- a/klagomål/A 36333-2025 FSC-klagomål.docx
+++ b/klagomål/A 36333-2025 FSC-klagomål.docx
@@ -1982,7 +1982,7 @@
     <w:r>
       <w:tab/>
       <w:tab/>
-      <w:t>2025-10-27</w:t>
+      <w:t>2025-10-28</w:t>
       <w:br/>
       <w:br/>
     </w:r>

--- a/klagomål/A 36333-2025 FSC-klagomål.docx
+++ b/klagomål/A 36333-2025 FSC-klagomål.docx
@@ -1982,7 +1982,7 @@
     <w:r>
       <w:tab/>
       <w:tab/>
-      <w:t>2025-10-28</w:t>
+      <w:t>2025-10-29</w:t>
       <w:br/>
       <w:br/>
     </w:r>

--- a/klagomål/A 36333-2025 FSC-klagomål.docx
+++ b/klagomål/A 36333-2025 FSC-klagomål.docx
@@ -1982,7 +1982,7 @@
     <w:r>
       <w:tab/>
       <w:tab/>
-      <w:t>2025-10-29</w:t>
+      <w:t>2025-10-30</w:t>
       <w:br/>
       <w:br/>
     </w:r>

--- a/klagomål/A 36333-2025 FSC-klagomål.docx
+++ b/klagomål/A 36333-2025 FSC-klagomål.docx
@@ -1982,7 +1982,7 @@
     <w:r>
       <w:tab/>
       <w:tab/>
-      <w:t>2025-10-30</w:t>
+      <w:t>2025-10-31</w:t>
       <w:br/>
       <w:br/>
     </w:r>

--- a/klagomål/A 36333-2025 FSC-klagomål.docx
+++ b/klagomål/A 36333-2025 FSC-klagomål.docx
@@ -1982,7 +1982,7 @@
     <w:r>
       <w:tab/>
       <w:tab/>
-      <w:t>2025-10-31</w:t>
+      <w:t>2025-11-01</w:t>
       <w:br/>
       <w:br/>
     </w:r>
